--- a/Мирошник_2026_6301_1.docx
+++ b/Мирошник_2026_6301_1.docx
@@ -21,9 +21,17 @@
           <w:sz w:val="24"/>
           <w:szCs w:val="24"/>
         </w:rPr>
-        <w:t>УДК 004.891</w:t>
+        <w:t>УДК 004.8</w:t>
       </w:r>
       <w:bookmarkStart w:id="4" w:name="_Toc119962957"/>
+      <w:r>
+        <w:rPr>
+          <w:sz w:val="24"/>
+          <w:szCs w:val="24"/>
+          <w:lang w:val="ru-RU"/>
+        </w:rPr>
+        <w:t>5</w:t>
+      </w:r>
     </w:p>
     <w:p>
       <w:pPr>
@@ -589,25 +597,7 @@
           <w:szCs w:val="24"/>
           <w:lang w:val="ru-RU"/>
         </w:rPr>
-        <w:t xml:space="preserve"> </w:t>
-      </w:r>
-      <w:proofErr w:type="spellStart"/>
-      <w:r>
-        <w:rPr>
-          <w:sz w:val="24"/>
-          <w:szCs w:val="24"/>
-          <w:lang w:val="ru-RU"/>
-        </w:rPr>
-        <w:t>ии</w:t>
-      </w:r>
-      <w:proofErr w:type="spellEnd"/>
-      <w:r>
-        <w:rPr>
-          <w:sz w:val="24"/>
-          <w:szCs w:val="24"/>
-          <w:lang w:val="ru-RU"/>
-        </w:rPr>
-        <w:t>-агент, саммари, составление расписания,</w:t>
+        <w:t xml:space="preserve"> ии-агент, саммари, составление расписания,</w:t>
       </w:r>
       <w:r>
         <w:rPr>
@@ -701,25 +691,7 @@
           <w:szCs w:val="24"/>
           <w:lang w:val="ru-RU"/>
         </w:rPr>
-        <w:t>Суть исследования — разработка ИИ-агента, управляющего расписанием и активно участвующего в обучении. Бот интегрирован с Google Диском и Google Календарём, поддерживает: добавление предметов; загрузку и хранение конспектов; автоматическую генерацию саммари через LLM; создание напоминаний о занятиях с привязкой к конспектам; управление записями в Google Календаре; свободный диалог с ИИ-ассистентом. Авторизация через Google-аккаунт (</w:t>
-      </w:r>
-      <w:proofErr w:type="spellStart"/>
-      <w:r>
-        <w:rPr>
-          <w:sz w:val="24"/>
-          <w:szCs w:val="24"/>
-          <w:lang w:val="ru-RU"/>
-        </w:rPr>
-        <w:t>OAuth</w:t>
-      </w:r>
-      <w:proofErr w:type="spellEnd"/>
-      <w:r>
-        <w:rPr>
-          <w:sz w:val="24"/>
-          <w:szCs w:val="24"/>
-          <w:lang w:val="ru-RU"/>
-        </w:rPr>
-        <w:t xml:space="preserve"> 2.0) обеспечивает безопасный доступ к данным.</w:t>
+        <w:t>Суть исследования — разработка ИИ-агента, управляющего расписанием и активно участвующего в обучении. Бот интегрирован с Google Диском и Google Календарём, поддерживает: добавление предметов; загрузку и хранение конспектов; автоматическую генерацию саммари через LLM; создание напоминаний о занятиях с привязкой к конспектам; управление записями в Google Календаре; свободный диалог с ИИ-ассистентом. Авторизация через Google-аккаунт (OAuth 2.0) обеспечивает безопасный доступ к данным.</w:t>
       </w:r>
       <w:r>
         <w:rPr>
@@ -887,7 +859,7 @@
           <w:szCs w:val="24"/>
           <w:lang w:val="ru-RU"/>
         </w:rPr>
-        <w:t>Проект базируется на комбинации трёх принципов:</w:t>
+        <w:t>Проект базируется на комбинации трёх принципов: Метод интервальных повторений — научно обоснованный подход к долговременному запоминанию, адаптированный под расписание пользователя.</w:t>
       </w:r>
       <w:r>
         <w:rPr>
@@ -901,9 +873,8 @@
         <w:rPr>
           <w:sz w:val="24"/>
           <w:szCs w:val="24"/>
-          <w:lang w:val="ru-RU"/>
-        </w:rPr>
-        <w:t>Метод интервальных повторений — научно обоснованный подход к долговременному запоминанию, адаптированный под расписание пользователя.</w:t>
+        </w:rPr>
+        <w:t>Автоматическая генерация контента с помощью LLM — вместо ручного создания карточек агент использует языковую модель (YandexGPT, GigaChat или Gemini) для генерации ключевых фактов, формул и примеров кода по теме занятия.</w:t>
       </w:r>
       <w:r>
         <w:rPr>
@@ -918,102 +889,7 @@
           <w:sz w:val="24"/>
           <w:szCs w:val="24"/>
         </w:rPr>
-        <w:t>Автоматическая генерация контента с помощью LLM — вместо ручного создания карточек агент использует языковую модель (</w:t>
-      </w:r>
-      <w:proofErr w:type="spellStart"/>
-      <w:r>
-        <w:rPr>
-          <w:sz w:val="24"/>
-          <w:szCs w:val="24"/>
-        </w:rPr>
-        <w:t>YandexGPT</w:t>
-      </w:r>
-      <w:proofErr w:type="spellEnd"/>
-      <w:r>
-        <w:rPr>
-          <w:sz w:val="24"/>
-          <w:szCs w:val="24"/>
-        </w:rPr>
-        <w:t xml:space="preserve">, </w:t>
-      </w:r>
-      <w:proofErr w:type="spellStart"/>
-      <w:r>
-        <w:rPr>
-          <w:sz w:val="24"/>
-          <w:szCs w:val="24"/>
-        </w:rPr>
-        <w:t>GigaChat</w:t>
-      </w:r>
-      <w:proofErr w:type="spellEnd"/>
-      <w:r>
-        <w:rPr>
-          <w:sz w:val="24"/>
-          <w:szCs w:val="24"/>
-        </w:rPr>
-        <w:t xml:space="preserve"> или Gemini) для генерации ключевых фактов, формул и примеров кода по теме занятия.</w:t>
-      </w:r>
-      <w:r>
-        <w:rPr>
-          <w:sz w:val="24"/>
-          <w:szCs w:val="24"/>
-          <w:lang w:val="ru-RU"/>
-        </w:rPr>
-        <w:t xml:space="preserve"> </w:t>
-      </w:r>
-      <w:r>
-        <w:rPr>
-          <w:sz w:val="24"/>
-          <w:szCs w:val="24"/>
-        </w:rPr>
-        <w:t xml:space="preserve">Бесшовная интеграция с существующими инструментами продуктивности — Google </w:t>
-      </w:r>
-      <w:proofErr w:type="spellStart"/>
-      <w:r>
-        <w:rPr>
-          <w:sz w:val="24"/>
-          <w:szCs w:val="24"/>
-        </w:rPr>
-        <w:t>Calendar</w:t>
-      </w:r>
-      <w:proofErr w:type="spellEnd"/>
-      <w:r>
-        <w:rPr>
-          <w:sz w:val="24"/>
-          <w:szCs w:val="24"/>
-        </w:rPr>
-        <w:t xml:space="preserve"> (хранение расписания) и </w:t>
-      </w:r>
-      <w:proofErr w:type="spellStart"/>
-      <w:r>
-        <w:rPr>
-          <w:sz w:val="24"/>
-          <w:szCs w:val="24"/>
-        </w:rPr>
-        <w:t>Obsidian</w:t>
-      </w:r>
-      <w:proofErr w:type="spellEnd"/>
-      <w:r>
-        <w:rPr>
-          <w:sz w:val="24"/>
-          <w:szCs w:val="24"/>
-        </w:rPr>
-        <w:t xml:space="preserve"> (личная база знаний, экспорт карточек в </w:t>
-      </w:r>
-      <w:proofErr w:type="spellStart"/>
-      <w:r>
-        <w:rPr>
-          <w:sz w:val="24"/>
-          <w:szCs w:val="24"/>
-        </w:rPr>
-        <w:t>Markdown</w:t>
-      </w:r>
-      <w:proofErr w:type="spellEnd"/>
-      <w:r>
-        <w:rPr>
-          <w:sz w:val="24"/>
-          <w:szCs w:val="24"/>
-        </w:rPr>
-        <w:t>).</w:t>
+        <w:t>Бесшовная интеграция с существующими инструментами продуктивности — Google Calendar (хранение расписания) и Obsidian (личная база знаний, экспорт карточек в Markdown).</w:t>
       </w:r>
       <w:r>
         <w:rPr>
@@ -1209,39 +1085,7 @@
           <w:sz w:val="24"/>
           <w:szCs w:val="24"/>
         </w:rPr>
-        <w:t xml:space="preserve">Технологии: </w:t>
-      </w:r>
-      <w:proofErr w:type="spellStart"/>
-      <w:r>
-        <w:rPr>
-          <w:sz w:val="24"/>
-          <w:szCs w:val="24"/>
-        </w:rPr>
-        <w:t>google-api-python-client</w:t>
-      </w:r>
-      <w:proofErr w:type="spellEnd"/>
-      <w:r>
-        <w:rPr>
-          <w:sz w:val="24"/>
-          <w:szCs w:val="24"/>
-        </w:rPr>
-        <w:t xml:space="preserve">, </w:t>
-      </w:r>
-      <w:proofErr w:type="spellStart"/>
-      <w:r>
-        <w:rPr>
-          <w:sz w:val="24"/>
-          <w:szCs w:val="24"/>
-        </w:rPr>
-        <w:t>OAuth</w:t>
-      </w:r>
-      <w:proofErr w:type="spellEnd"/>
-      <w:r>
-        <w:rPr>
-          <w:sz w:val="24"/>
-          <w:szCs w:val="24"/>
-        </w:rPr>
-        <w:t xml:space="preserve"> 2.0 (серверный поток).</w:t>
+        <w:t>Технологии: google-api-python-client, OAuth 2.0 (серверный поток).</w:t>
       </w:r>
     </w:p>
     <w:p>
@@ -1411,25 +1255,7 @@
           <w:szCs w:val="24"/>
           <w:lang w:val="ru-RU"/>
         </w:rPr>
-        <w:t xml:space="preserve">агрузка и сохранение конспектов на </w:t>
-      </w:r>
-      <w:proofErr w:type="spellStart"/>
-      <w:r>
-        <w:rPr>
-          <w:sz w:val="24"/>
-          <w:szCs w:val="24"/>
-          <w:lang w:val="ru-RU"/>
-        </w:rPr>
-        <w:t>google</w:t>
-      </w:r>
-      <w:proofErr w:type="spellEnd"/>
-      <w:r>
-        <w:rPr>
-          <w:sz w:val="24"/>
-          <w:szCs w:val="24"/>
-          <w:lang w:val="ru-RU"/>
-        </w:rPr>
-        <w:t xml:space="preserve"> диск</w:t>
+        <w:t>агрузка и сохранение конспектов на google диск</w:t>
       </w:r>
       <w:r>
         <w:rPr>
@@ -1445,25 +1271,7 @@
           <w:szCs w:val="24"/>
           <w:lang w:val="ru-RU"/>
         </w:rPr>
-        <w:t xml:space="preserve">автоматическая генерация краткого саммари по загруженному конспекту (через </w:t>
-      </w:r>
-      <w:proofErr w:type="spellStart"/>
-      <w:r>
-        <w:rPr>
-          <w:sz w:val="24"/>
-          <w:szCs w:val="24"/>
-          <w:lang w:val="ru-RU"/>
-        </w:rPr>
-        <w:t>llm</w:t>
-      </w:r>
-      <w:proofErr w:type="spellEnd"/>
-      <w:r>
-        <w:rPr>
-          <w:sz w:val="24"/>
-          <w:szCs w:val="24"/>
-          <w:lang w:val="ru-RU"/>
-        </w:rPr>
-        <w:t>)</w:t>
+        <w:t>автоматическая генерация краткого саммари по загруженному конспекту (через llm)</w:t>
       </w:r>
       <w:r>
         <w:rPr>
@@ -1555,43 +1363,7 @@
           <w:szCs w:val="24"/>
           <w:lang w:val="ru-RU"/>
         </w:rPr>
-        <w:t xml:space="preserve">интеграция с </w:t>
-      </w:r>
-      <w:proofErr w:type="spellStart"/>
-      <w:r>
-        <w:rPr>
-          <w:sz w:val="24"/>
-          <w:szCs w:val="24"/>
-          <w:lang w:val="ru-RU"/>
-        </w:rPr>
-        <w:t>google</w:t>
-      </w:r>
-      <w:proofErr w:type="spellEnd"/>
-      <w:r>
-        <w:rPr>
-          <w:sz w:val="24"/>
-          <w:szCs w:val="24"/>
-          <w:lang w:val="ru-RU"/>
-        </w:rPr>
-        <w:t xml:space="preserve"> календарём — бот может создавать, редактировать и просматривать записи в </w:t>
-      </w:r>
-      <w:proofErr w:type="spellStart"/>
-      <w:r>
-        <w:rPr>
-          <w:sz w:val="24"/>
-          <w:szCs w:val="24"/>
-          <w:lang w:val="ru-RU"/>
-        </w:rPr>
-        <w:t>google</w:t>
-      </w:r>
-      <w:proofErr w:type="spellEnd"/>
-      <w:r>
-        <w:rPr>
-          <w:sz w:val="24"/>
-          <w:szCs w:val="24"/>
-          <w:lang w:val="ru-RU"/>
-        </w:rPr>
-        <w:t xml:space="preserve"> календаре пользователя, синхронизируя учебное расписание с привычным календарём; </w:t>
+        <w:t xml:space="preserve">интеграция с google календарём — бот может создавать, редактировать и просматривать записи в google календаре пользователя, синхронизируя учебное расписание с привычным календарём; </w:t>
       </w:r>
     </w:p>
     <w:p>
@@ -1655,25 +1427,7 @@
           <w:lang w:val="ru-RU"/>
         </w:rPr>
         <w:tab/>
-        <w:t xml:space="preserve">авторизация через Google-аккаунт — доступ к функциям, требующим работы с Google-сервисами (Диск, Календарь), защищён </w:t>
-      </w:r>
-      <w:proofErr w:type="spellStart"/>
-      <w:r>
-        <w:rPr>
-          <w:sz w:val="24"/>
-          <w:szCs w:val="24"/>
-          <w:lang w:val="ru-RU"/>
-        </w:rPr>
-        <w:t>OAuth</w:t>
-      </w:r>
-      <w:proofErr w:type="spellEnd"/>
-      <w:r>
-        <w:rPr>
-          <w:sz w:val="24"/>
-          <w:szCs w:val="24"/>
-          <w:lang w:val="ru-RU"/>
-        </w:rPr>
-        <w:t xml:space="preserve"> 2.0. Пользователь даёт явное согласие на доступ к своим данным. </w:t>
+        <w:t xml:space="preserve">авторизация через Google-аккаунт — доступ к функциям, требующим работы с Google-сервисами (Диск, Календарь), защищён OAuth 2.0. Пользователь даёт явное согласие на доступ к своим данным. </w:t>
       </w:r>
     </w:p>
     <w:p>
@@ -1743,25 +1497,7 @@
           <w:szCs w:val="24"/>
           <w:lang w:val="ru-RU"/>
         </w:rPr>
-        <w:t xml:space="preserve">а данный момент пользоваться ботом могут только те люди, </w:t>
-      </w:r>
-      <w:proofErr w:type="spellStart"/>
-      <w:r>
-        <w:rPr>
-          <w:sz w:val="24"/>
-          <w:szCs w:val="24"/>
-          <w:lang w:val="ru-RU"/>
-        </w:rPr>
-        <w:t>google</w:t>
-      </w:r>
-      <w:proofErr w:type="spellEnd"/>
-      <w:r>
-        <w:rPr>
-          <w:sz w:val="24"/>
-          <w:szCs w:val="24"/>
-          <w:lang w:val="ru-RU"/>
-        </w:rPr>
-        <w:t>-почта которых была заранее добавлена разработчиком вручную. Бот не поддерживает открытую регистрацию или автоматическое добавление новых пользователей.</w:t>
+        <w:t>а данный момент пользоваться ботом могут только те люди, google-почта которых была заранее добавлена разработчиком вручную. Бот не поддерживает открытую регистрацию или автоматическое добавление новых пользователей.</w:t>
       </w:r>
       <w:r>
         <w:rPr>
@@ -1777,25 +1513,7 @@
           <w:szCs w:val="24"/>
           <w:lang w:val="ru-RU"/>
         </w:rPr>
-        <w:t xml:space="preserve">Причина: связано с настройками доступа к Google API (режим тестирования) и с ограничениями, наложенными при конфигурации </w:t>
-      </w:r>
-      <w:proofErr w:type="spellStart"/>
-      <w:r>
-        <w:rPr>
-          <w:sz w:val="24"/>
-          <w:szCs w:val="24"/>
-          <w:lang w:val="ru-RU"/>
-        </w:rPr>
-        <w:t>OAuth</w:t>
-      </w:r>
-      <w:proofErr w:type="spellEnd"/>
-      <w:r>
-        <w:rPr>
-          <w:sz w:val="24"/>
-          <w:szCs w:val="24"/>
-          <w:lang w:val="ru-RU"/>
-        </w:rPr>
-        <w:t xml:space="preserve">-согласия. Google требует прохождения верификации для выхода в Production-режим. </w:t>
+        <w:t xml:space="preserve">Причина: связано с настройками доступа к Google API (режим тестирования) и с ограничениями, наложенными при конфигурации OAuth-согласия. Google требует прохождения верификации для выхода в Production-режим. </w:t>
       </w:r>
     </w:p>
     <w:p>
@@ -1890,33 +1608,7 @@
           <w:szCs w:val="24"/>
           <w:lang w:val="en-US"/>
         </w:rPr>
-        <w:t xml:space="preserve">Wozniak, P. A. Optimization of learning / P. A. Wozniak. – </w:t>
-      </w:r>
-      <w:proofErr w:type="spellStart"/>
-      <w:r>
-        <w:rPr>
-          <w:sz w:val="24"/>
-          <w:szCs w:val="24"/>
-          <w:lang w:val="en-US"/>
-        </w:rPr>
-        <w:t>Poznań</w:t>
-      </w:r>
-      <w:proofErr w:type="spellEnd"/>
-      <w:r>
-        <w:rPr>
-          <w:sz w:val="24"/>
-          <w:szCs w:val="24"/>
-          <w:lang w:val="en-US"/>
-        </w:rPr>
-        <w:t>: University of Technology and Agriculture, 1990. – 141 p.</w:t>
-      </w:r>
-      <w:r>
-        <w:rPr>
-          <w:sz w:val="24"/>
-          <w:szCs w:val="24"/>
-          <w:lang w:val="en-US"/>
-        </w:rPr>
-        <w:t xml:space="preserve"> </w:t>
+        <w:t xml:space="preserve">Wozniak, P. A. Optimization of learning / P. A. Wozniak. – Poznań: University of Technology and Agriculture, 1990. – 141 p. </w:t>
       </w:r>
     </w:p>
     <w:p>
